--- a/static/files/appointments.docx
+++ b/static/files/appointments.docx
@@ -79,7 +79,7 @@
           </w:tcPr>
           <w:p>
             <w:r>
-              <w:t>28.11.2024 11:35</w:t>
+              <w:t>21.11.2024 11:35</w:t>
             </w:r>
           </w:p>
         </w:tc>
@@ -91,7 +91,7 @@
           </w:tcPr>
           <w:p>
             <w:r>
-              <w:t>Иванов Г.Г.</w:t>
+              <w:t>Иванов И.И.</w:t>
             </w:r>
           </w:p>
         </w:tc>
@@ -111,7 +111,167 @@
           </w:tcPr>
           <w:p>
             <w:r>
-              <w:t>28:11:2024 11:50</w:t>
+              <w:t>25.11.2024 09:03</w:t>
+            </w:r>
+          </w:p>
+        </w:tc>
+      </w:tr>
+      <w:tr>
+        <w:tc>
+          <w:tcPr>
+            <w:tcW w:type="dxa" w:w="2880"/>
+          </w:tcPr>
+          <w:p>
+            <w:r>
+              <w:t>Сидоров А.Г.</w:t>
+            </w:r>
+          </w:p>
+        </w:tc>
+        <w:tc>
+          <w:tcPr>
+            <w:tcW w:type="dxa" w:w="2880"/>
+          </w:tcPr>
+          <w:p>
+            <w:r>
+              <w:t>Иванов И.И.</w:t>
+            </w:r>
+          </w:p>
+        </w:tc>
+        <w:tc>
+          <w:tcPr>
+            <w:tcW w:type="dxa" w:w="2880"/>
+          </w:tcPr>
+          <w:p>
+            <w:r>
+              <w:t>11.01.2025 13:10</w:t>
+            </w:r>
+          </w:p>
+        </w:tc>
+      </w:tr>
+      <w:tr>
+        <w:tc>
+          <w:tcPr>
+            <w:tcW w:type="dxa" w:w="2880"/>
+          </w:tcPr>
+          <w:p>
+            <w:r>
+              <w:t>Сидорова Н.Н.</w:t>
+            </w:r>
+          </w:p>
+        </w:tc>
+        <w:tc>
+          <w:tcPr>
+            <w:tcW w:type="dxa" w:w="2880"/>
+          </w:tcPr>
+          <w:p>
+            <w:r>
+              <w:t>Сидоров А.А.</w:t>
+            </w:r>
+          </w:p>
+        </w:tc>
+        <w:tc>
+          <w:tcPr>
+            <w:tcW w:type="dxa" w:w="2880"/>
+          </w:tcPr>
+          <w:p>
+            <w:r>
+              <w:t>11.01.2025 14:05</w:t>
+            </w:r>
+          </w:p>
+        </w:tc>
+      </w:tr>
+      <w:tr>
+        <w:tc>
+          <w:tcPr>
+            <w:tcW w:type="dxa" w:w="2880"/>
+          </w:tcPr>
+          <w:p>
+            <w:r>
+              <w:t>Романова А.А.</w:t>
+            </w:r>
+          </w:p>
+        </w:tc>
+        <w:tc>
+          <w:tcPr>
+            <w:tcW w:type="dxa" w:w="2880"/>
+          </w:tcPr>
+          <w:p>
+            <w:r>
+              <w:t>Сидоров А.А.</w:t>
+            </w:r>
+          </w:p>
+        </w:tc>
+        <w:tc>
+          <w:tcPr>
+            <w:tcW w:type="dxa" w:w="2880"/>
+          </w:tcPr>
+          <w:p>
+            <w:r>
+              <w:t>12.01.2025 11:00</w:t>
+            </w:r>
+          </w:p>
+        </w:tc>
+      </w:tr>
+      <w:tr>
+        <w:tc>
+          <w:tcPr>
+            <w:tcW w:type="dxa" w:w="2880"/>
+          </w:tcPr>
+          <w:p>
+            <w:r>
+              <w:t>Александров К.К.</w:t>
+            </w:r>
+          </w:p>
+        </w:tc>
+        <w:tc>
+          <w:tcPr>
+            <w:tcW w:type="dxa" w:w="2880"/>
+          </w:tcPr>
+          <w:p>
+            <w:r>
+              <w:t>Сидоров А.А.</w:t>
+            </w:r>
+          </w:p>
+        </w:tc>
+        <w:tc>
+          <w:tcPr>
+            <w:tcW w:type="dxa" w:w="2880"/>
+          </w:tcPr>
+          <w:p>
+            <w:r>
+              <w:t>12.01.2025 12:35</w:t>
+            </w:r>
+          </w:p>
+        </w:tc>
+      </w:tr>
+      <w:tr>
+        <w:tc>
+          <w:tcPr>
+            <w:tcW w:type="dxa" w:w="2880"/>
+          </w:tcPr>
+          <w:p>
+            <w:r>
+              <w:t>Кириллова М.А.</w:t>
+            </w:r>
+          </w:p>
+        </w:tc>
+        <w:tc>
+          <w:tcPr>
+            <w:tcW w:type="dxa" w:w="2880"/>
+          </w:tcPr>
+          <w:p>
+            <w:r>
+              <w:t>Сидоров А.А.</w:t>
+            </w:r>
+          </w:p>
+        </w:tc>
+        <w:tc>
+          <w:tcPr>
+            <w:tcW w:type="dxa" w:w="2880"/>
+          </w:tcPr>
+          <w:p>
+            <w:r>
+              <w:t>12.01.2025 12:50</w:t>
             </w:r>
           </w:p>
         </w:tc>
